--- a/docx/194.Đề xuất cập nhật văn bản liên quan theo hành vi_SRS_AI_Generated.docx
+++ b/docx/194.Đề xuất cập nhật văn bản liên quan theo hành vi_SRS_AI_Generated.docx
@@ -99,7 +99,7 @@
         <w:t xml:space="preserve">Khách vãng lai (chưa đăng nhập)</w:t>
       </w:r>
       <w:r>
-        <w:t xml:space="preserve">: Không nhận được đề xuất cá nhân hóa. Thay thế hiển thị section "Văn bản nổi bật" hoặc "Văn bản mới nhất" chung.</w:t>
+        <w:t xml:space="preserve">: Không nhận được đề xuất cá nhân hóa. Thay thế hiển thị phần "Văn bản nổi bật" hoặc "Văn bản mới nhất" chung.</w:t>
       </w:r>
     </w:p>
     <w:p>
@@ -172,7 +172,7 @@
         </w:numPr>
       </w:pPr>
       <w:r>
-        <w:t xml:space="preserve">Khi chưa đủ dữ liệu hành vi: hiển thị empty state với gợi ý khám phá và link đến trang thiết lập lĩnh vực quan tâm.</w:t>
+        <w:t xml:space="preserve">Khi chưa đủ dữ liệu hành vi: hiển thị empty state với gợi ý khám phá và liên kết đến trang thiết lập lĩnh vực quan tâm.</w:t>
       </w:r>
     </w:p>
     <w:p>
@@ -223,7 +223,7 @@
     </w:p>
     <w:p>
       <w:r>
-        <w:t xml:space="preserve">Section nhúng trong trang chủ Cổng sau khi người dùng đăng nhập, hiển thị tối đa 3–5 thẻ văn bản được đề xuất cá nhân hóa. Section này thay thế hoặc bổ sung vào vị trí "Văn bản nổi bật" của trang chủ dành cho khách vãng lai.</w:t>
+        <w:t xml:space="preserve">phần nhúng trong trang chủ Cổng sau khi người dùng đăng nhập, hiển thị tối đa 3–5 thẻ văn bản được đề xuất cá nhân hóa. phần này thay thế hoặc bổ sung vào vị trí "Văn bản nổi bật" của trang chủ dành cho khách vãng lai.</w:t>
       </w:r>
     </w:p>
     <w:p>
@@ -489,7 +489,7 @@
                 <w:sz w:val="18"/>
                 <w:szCs w:val="18"/>
               </w:rPr>
-              <w:t xml:space="preserve">Tiêu đề "Dành cho bạn – Văn bản" kèm icon ngôi sao hoặc avatar người dùng nhỏ. Có link "Xem tất cả" bên phải dẫn đến MH02.</w:t>
+              <w:t xml:space="preserve">Tiêu đề "Dành cho bạn – Văn bản" kèm biểu tượng ngôi sao hoặc ảnh đại diện người dùng nhỏ. Có liên kết "Xem tất cả" bên phải dẫn đến MH02.</w:t>
             </w:r>
           </w:p>
         </w:tc>
@@ -594,7 +594,7 @@
                 <w:sz w:val="18"/>
                 <w:szCs w:val="18"/>
               </w:rPr>
-              <w:t xml:space="preserve">Hiển thị 3–5 thẻ văn bản được đề xuất. Mỗi thẻ gồm: số hiệu văn bản (in đậm), tên văn bản (tối đa 2 dòng), cơ quan ban hành, ngày ban hành, badge loại văn bản (Nghị định / Thông tư / Luật...), badge trạng thái (màu: Mới – xanh dương, Sửa đổi – cam, Hết hiệu lực – xám), chip lý do đề xuất (ví dụ: "Vì bạn quan tâm: Đất đai" hoặc "Thay thế cho VB bạn đã xem").</w:t>
+              <w:t xml:space="preserve">Hiển thị 3–5 thẻ văn bản được đề xuất. Mỗi thẻ gồm: số hiệu văn bản (in đậm), tên văn bản (tối đa 2 dòng), cơ quan ban hành, ngày ban hành, nhãn loại văn bản (Nghị định / Thông tư / Luật...), nhãn trạng thái (màu: Mới – xanh dương, Sửa đổi – cam, Hết hiệu lực – xám), chip lý do đề xuất (ví dụ: "Vì bạn quan tâm: Đất đai" hoặc "Thay thế cho VB bạn đã xem").</w:t>
             </w:r>
           </w:p>
         </w:tc>
@@ -804,7 +804,7 @@
                 <w:sz w:val="18"/>
                 <w:szCs w:val="18"/>
               </w:rPr>
-              <w:t xml:space="preserve">Nút ẩn, hiện ra khi hover vào thẻ. Cho phép người dùng phản hồi rằng đề xuất không phù hợp.</w:t>
+              <w:t xml:space="preserve">Nút ẩn, hiện ra khi rê chuột vào thẻ. Cho phép người dùng phản hồi rằng đề xuất không phù hợp.</w:t>
             </w:r>
           </w:p>
         </w:tc>
@@ -1033,7 +1033,7 @@
                 <w:sz w:val="18"/>
                 <w:szCs w:val="18"/>
               </w:rPr>
-              <w:t xml:space="preserve">Hệ thống tự động hiển thị section sau khi người dùng đăng nhập, tải danh sách đề xuất từ Recommendation Engine. Trường hợp 1: Có đủ dữ liệu đề xuất – hiển thị danh sách thẻ. Trường hợp 2: Chưa đủ dữ liệu – ẩn section hoặc hiển thị placeholder "Khám phá thêm để nhận đề xuất phù hợp".</w:t>
+              <w:t xml:space="preserve">Hệ thống tự động hiển thị phần sau khi người dùng đăng nhập, tải danh sách đề xuất từ Recommendation Engine. Trường hợp 1: Có đủ dữ liệu đề xuất – hiển thị danh sách thẻ. Trường hợp 2: Chưa đủ dữ liệu – ẩn phần hoặc hiển thị placeholder "Khám phá thêm để nhận đề xuất phù hợp".</w:t>
             </w:r>
           </w:p>
         </w:tc>
@@ -1203,7 +1203,7 @@
                 <w:sz w:val="18"/>
                 <w:szCs w:val="18"/>
               </w:rPr>
-              <w:t xml:space="preserve">Người dùng hover vào thẻ và nhấn icon "Không quan tâm" (X hoặc icon cấm). Hệ thống ẩn thẻ đó khỏi danh sách đề xuất ngay lập tức và thay thế bằng đề xuất khác (nếu có). Phản hồi được gửi về Recommendation Engine để không đề xuất lại văn bản/lĩnh vực này. Toast: "Đã ẩn đề xuất này".</w:t>
+              <w:t xml:space="preserve">Người dùng rê chuột vào thẻ và nhấn biểu tượng "Không quan tâm" (X hoặc biểu tượng cấm). Hệ thống ẩn thẻ đó khỏi danh sách đề xuất ngay lập tức và thay thế bằng đề xuất khác (nếu có). Phản hồi được gửi về Recommendation Engine để không đề xuất lại văn bản/lĩnh vực này. thông báo nhỏ: "Đã ẩn đề xuất này".</w:t>
             </w:r>
           </w:p>
         </w:tc>
@@ -1347,7 +1347,7 @@
     </w:p>
     <w:p>
       <w:r>
-        <w:t xml:space="preserve">Trang riêng biệt hiển thị toàn bộ danh sách văn bản QPPL được đề xuất cá nhân hóa cho người dùng, với đầy đủ tính năng lọc, sắp xếp, phân trang và điều chỉnh sở thích. Có thể truy cập từ link "Xem tất cả" trên trang chủ (MH01) hoặc từ menu cá nhân.</w:t>
+        <w:t xml:space="preserve">Trang riêng biệt hiển thị toàn bộ danh sách văn bản QPPL được đề xuất cá nhân hóa cho người dùng, với đầy đủ tính năng lọc, sắp xếp, phân trang và điều chỉnh sở thích. Có thể truy cập từ liên kết "Xem tất cả" trên trang chủ (MH01) hoặc từ menu cá nhân.</w:t>
       </w:r>
     </w:p>
     <w:p>
@@ -1928,7 +1928,7 @@
                 <w:sz w:val="18"/>
                 <w:szCs w:val="18"/>
               </w:rPr>
-              <w:t xml:space="preserve">Danh sách đầy đủ văn bản được đề xuất. Mỗi thẻ gồm: số hiệu, tên văn bản, cơ quan ban hành, ngày ban hành, badge loại văn bản, badge trạng thái (Mới/Sửa đổi/Hết hiệu lực), chip lý do đề xuất, nút "Xem văn bản", nút "Thêm vào yêu thích" (icon ❤), nút "Không quan tâm" (icon ×).</w:t>
+              <w:t xml:space="preserve">Danh sách đầy đủ văn bản được đề xuất. Mỗi thẻ gồm: số hiệu, tên văn bản, cơ quan ban hành, ngày ban hành, nhãn loại văn bản, nhãn trạng thái (Mới/Sửa đổi/Hết hiệu lực), chip lý do đề xuất, nút "Xem văn bản", nút "Thêm vào yêu thích" (biểu tượng ❤), nút "Không quan tâm" (biểu tượng ×).</w:t>
             </w:r>
           </w:p>
         </w:tc>
@@ -2033,7 +2033,7 @@
                 <w:sz w:val="18"/>
                 <w:szCs w:val="18"/>
               </w:rPr>
-              <w:t xml:space="preserve">Link "Điều chỉnh lĩnh vực quan tâm" ở đầu trang dẫn đến UC191 (Thiết lập lĩnh vực quan tâm) để người dùng cập nhật sở thích, từ đó cải thiện chất lượng đề xuất.</w:t>
+              <w:t xml:space="preserve">liên kết "Điều chỉnh lĩnh vực quan tâm" ở đầu trang dẫn đến UC191 (Thiết lập lĩnh vực quan tâm) để người dùng cập nhật sở thích, từ đó cải thiện chất lượng đề xuất.</w:t>
             </w:r>
           </w:p>
         </w:tc>
@@ -2243,7 +2243,7 @@
                 <w:sz w:val="18"/>
                 <w:szCs w:val="18"/>
               </w:rPr>
-              <w:t xml:space="preserve">Hiển thị khi chưa đủ dữ liệu hành vi. Nội dung: "Hãy khám phá thêm văn bản pháp luật để hệ thống hiểu nhu cầu của bạn" kèm nút "Khám phá văn bản" và link "Thiết lập lĩnh vực quan tâm".</w:t>
+              <w:t xml:space="preserve">Hiển thị khi chưa đủ dữ liệu hành vi. Nội dung: "Hãy khám phá thêm văn bản pháp luật để hệ thống hiểu nhu cầu của bạn" kèm nút "Khám phá văn bản" và liên kết "Thiết lập lĩnh vực quan tâm".</w:t>
             </w:r>
           </w:p>
         </w:tc>
@@ -2642,7 +2642,7 @@
                 <w:sz w:val="18"/>
                 <w:szCs w:val="18"/>
               </w:rPr>
-              <w:t xml:space="preserve">Người dùng nhấn icon ❤. Hệ thống thêm văn bản vào danh sách yêu thích (UC192). Icon chuyển sang trạng thái đã yêu thích. Toast: "Đã thêm vào yêu thích".</w:t>
+              <w:t xml:space="preserve">Người dùng nhấn biểu tượng ❤. Hệ thống thêm văn bản vào danh sách yêu thích (UC192). biểu tượng chuyển sang trạng thái đã yêu thích. thông báo nhỏ: "Đã thêm vào yêu thích".</w:t>
             </w:r>
           </w:p>
         </w:tc>
@@ -2727,7 +2727,7 @@
                 <w:sz w:val="18"/>
                 <w:szCs w:val="18"/>
               </w:rPr>
-              <w:t xml:space="preserve">Người dùng nhấn ×. Hệ thống ẩn thẻ đó, thay thế bằng đề xuất mới (nếu có), gửi phản hồi về Recommendation Engine để điều chỉnh mô hình. Toast: "Đã ẩn đề xuất này. Chúng tôi sẽ cải thiện gợi ý cho bạn."</w:t>
+              <w:t xml:space="preserve">Người dùng nhấn ×. Hệ thống ẩn thẻ đó, thay thế bằng đề xuất mới (nếu có), gửi phản hồi về Recommendation Engine để điều chỉnh mô hình. thông báo nhỏ: "Đã ẩn đề xuất này. Chúng tôi sẽ cải thiện gợi ý cho bạn."</w:t>
             </w:r>
           </w:p>
         </w:tc>
@@ -2812,7 +2812,7 @@
                 <w:sz w:val="18"/>
                 <w:szCs w:val="18"/>
               </w:rPr>
-              <w:t xml:space="preserve">Người dùng nhấn link "Điều chỉnh lĩnh vực quan tâm". Hệ thống điều hướng đến trang UC191 cho phép người dùng cập nhật sở thích lĩnh vực pháp luật. Sau khi lưu tại UC191, quay lại trang này sẽ hiển thị danh sách đề xuất mới được tính toán theo sở thích mới.</w:t>
+              <w:t xml:space="preserve">Người dùng nhấn liên kết "Điều chỉnh lĩnh vực quan tâm". Hệ thống điều hướng đến trang UC191 cho phép người dùng cập nhật sở thích lĩnh vực pháp luật. Sau khi lưu tại UC191, quay lại trang này sẽ hiển thị danh sách đề xuất mới được tính toán theo sở thích mới.</w:t>
             </w:r>
           </w:p>
         </w:tc>
